--- a/documentation/Sprints/Projekt_Sprint_3.docx
+++ b/documentation/Sprints/Projekt_Sprint_3.docx
@@ -90,22 +90,19 @@
         <w:pStyle w:val="berschrift1"/>
       </w:pPr>
       <w:r>
-        <w:rPr>
-          <w:noProof/>
-        </w:rPr>
         <w:drawing>
-          <wp:anchor distT="0" distB="0" distL="114300" distR="114300" simplePos="0" relativeHeight="251658240" behindDoc="1" locked="0" layoutInCell="1" allowOverlap="1" wp14:anchorId="2CB54785" wp14:editId="0B8CA7CA">
+          <wp:anchor distT="0" distB="0" distL="114300" distR="114300" simplePos="0" relativeHeight="251658240" behindDoc="1" locked="0" layoutInCell="1" allowOverlap="1" wp14:anchorId="2B42434F" wp14:editId="0213EAAB">
             <wp:simplePos x="0" y="0"/>
             <wp:positionH relativeFrom="column">
-              <wp:posOffset>3590925</wp:posOffset>
+              <wp:posOffset>-33337</wp:posOffset>
             </wp:positionH>
             <wp:positionV relativeFrom="paragraph">
-              <wp:posOffset>131762</wp:posOffset>
+              <wp:posOffset>492442</wp:posOffset>
             </wp:positionV>
-            <wp:extent cx="2303632" cy="2900362"/>
-            <wp:effectExtent l="0" t="0" r="1905" b="0"/>
+            <wp:extent cx="2386012" cy="2615355"/>
+            <wp:effectExtent l="0" t="0" r="0" b="0"/>
             <wp:wrapNone/>
-            <wp:docPr id="175821843" name="Grafik 1" descr="The image displays a bar chart with varying heights, likely representing data points or categories, with the top bar being the tallest.&#10;&#10;KI-generierte Inhalte können fehlerhaft sein."/>
+            <wp:docPr id="382771370" name="Grafik 1" descr="The image displays a line chart with the months of December to May plotted on the x-axis and some data points on the y-axis.&#10;&#10;KI-generierte Inhalte können fehlerhaft sein."/>
             <wp:cNvGraphicFramePr>
               <a:graphicFrameLocks xmlns:a="http://schemas.openxmlformats.org/drawingml/2006/main" noChangeAspect="1"/>
             </wp:cNvGraphicFramePr>
@@ -113,7 +110,7 @@
               <a:graphicData uri="http://schemas.openxmlformats.org/drawingml/2006/picture">
                 <pic:pic xmlns:pic="http://schemas.openxmlformats.org/drawingml/2006/picture">
                   <pic:nvPicPr>
-                    <pic:cNvPr id="175821843" name="Grafik 1" descr="The image displays a bar chart with varying heights, likely representing data points or categories, with the top bar being the tallest.&#10;&#10;KI-generierte Inhalte können fehlerhaft sein."/>
+                    <pic:cNvPr id="382771370" name="Grafik 1" descr="The image displays a line chart with the months of December to May plotted on the x-axis and some data points on the y-axis.&#10;&#10;KI-generierte Inhalte können fehlerhaft sein."/>
                     <pic:cNvPicPr/>
                   </pic:nvPicPr>
                   <pic:blipFill>
@@ -131,7 +128,76 @@
                   <pic:spPr>
                     <a:xfrm>
                       <a:off x="0" y="0"/>
-                      <a:ext cx="2303632" cy="2900362"/>
+                      <a:ext cx="2386012" cy="2615355"/>
+                    </a:xfrm>
+                    <a:prstGeom prst="rect">
+                      <a:avLst/>
+                    </a:prstGeom>
+                  </pic:spPr>
+                </pic:pic>
+              </a:graphicData>
+            </a:graphic>
+          </wp:anchor>
+        </w:drawing>
+      </w:r>
+      <w:proofErr w:type="spellStart"/>
+      <w:r>
+        <w:t>Screeenshots</w:t>
+      </w:r>
+      <w:proofErr w:type="spellEnd"/>
+      <w:r>
+        <w:t xml:space="preserve"> von </w:t>
+      </w:r>
+      <w:proofErr w:type="spellStart"/>
+      <w:r>
+        <w:t>Github</w:t>
+      </w:r>
+      <w:proofErr w:type="spellEnd"/>
+      <w:r>
+        <w:t>:</w:t>
+      </w:r>
+    </w:p>
+    <w:p>
+      <w:r>
+        <w:drawing>
+          <wp:anchor distT="0" distB="0" distL="114300" distR="114300" simplePos="0" relativeHeight="251659264" behindDoc="1" locked="0" layoutInCell="1" allowOverlap="1" wp14:anchorId="473F4F2B" wp14:editId="3F6C7FBF">
+            <wp:simplePos x="0" y="0"/>
+            <wp:positionH relativeFrom="margin">
+              <wp:posOffset>2509838</wp:posOffset>
+            </wp:positionH>
+            <wp:positionV relativeFrom="paragraph">
+              <wp:posOffset>3492</wp:posOffset>
+            </wp:positionV>
+            <wp:extent cx="3596075" cy="2609850"/>
+            <wp:effectExtent l="0" t="0" r="4445" b="0"/>
+            <wp:wrapNone/>
+            <wp:docPr id="1900430872" name="Grafik 1" descr="The image displays a frequency distribution chart showing the number of occurrences for values -750, -500, -250, 0, 250, and 750 across the dates from March 16 to May 4.&#10;&#10;KI-generierte Inhalte können fehlerhaft sein."/>
+            <wp:cNvGraphicFramePr>
+              <a:graphicFrameLocks xmlns:a="http://schemas.openxmlformats.org/drawingml/2006/main" noChangeAspect="1"/>
+            </wp:cNvGraphicFramePr>
+            <a:graphic xmlns:a="http://schemas.openxmlformats.org/drawingml/2006/main">
+              <a:graphicData uri="http://schemas.openxmlformats.org/drawingml/2006/picture">
+                <pic:pic xmlns:pic="http://schemas.openxmlformats.org/drawingml/2006/picture">
+                  <pic:nvPicPr>
+                    <pic:cNvPr id="1900430872" name="Grafik 1" descr="The image displays a frequency distribution chart showing the number of occurrences for values -750, -500, -250, 0, 250, and 750 across the dates from March 16 to May 4.&#10;&#10;KI-generierte Inhalte können fehlerhaft sein."/>
+                    <pic:cNvPicPr/>
+                  </pic:nvPicPr>
+                  <pic:blipFill>
+                    <a:blip r:embed="rId5" cstate="print">
+                      <a:extLst>
+                        <a:ext uri="{28A0092B-C50C-407E-A947-70E740481C1C}">
+                          <a14:useLocalDpi xmlns:a14="http://schemas.microsoft.com/office/drawing/2010/main" val="0"/>
+                        </a:ext>
+                      </a:extLst>
+                    </a:blip>
+                    <a:stretch>
+                      <a:fillRect/>
+                    </a:stretch>
+                  </pic:blipFill>
+                  <pic:spPr>
+                    <a:xfrm>
+                      <a:off x="0" y="0"/>
+                      <a:ext cx="3596075" cy="2609850"/>
                     </a:xfrm>
                     <a:prstGeom prst="rect">
                       <a:avLst/>
@@ -147,64 +213,6 @@
               <wp14:pctHeight>0</wp14:pctHeight>
             </wp14:sizeRelV>
           </wp:anchor>
-        </w:drawing>
-      </w:r>
-      <w:proofErr w:type="spellStart"/>
-      <w:r>
-        <w:t>Screeenshots</w:t>
-      </w:r>
-      <w:proofErr w:type="spellEnd"/>
-      <w:r>
-        <w:t xml:space="preserve"> von </w:t>
-      </w:r>
-      <w:proofErr w:type="spellStart"/>
-      <w:r>
-        <w:t>Github</w:t>
-      </w:r>
-      <w:proofErr w:type="spellEnd"/>
-      <w:r>
-        <w:t>:</w:t>
-      </w:r>
-    </w:p>
-    <w:p>
-      <w:r>
-        <w:rPr>
-          <w:noProof/>
-        </w:rPr>
-        <w:drawing>
-          <wp:inline distT="0" distB="0" distL="0" distR="0" wp14:anchorId="6A76A9F5" wp14:editId="582A868E">
-            <wp:extent cx="3452812" cy="2395503"/>
-            <wp:effectExtent l="0" t="0" r="0" b="5080"/>
-            <wp:docPr id="1863036774" name="Grafik 1" descr="The image displays a line chart with two lines representing the frequencies of additions and deletions of an unspecified item over a period from March 16 to April 20, showing a pattern of increase in additions and a decrease in deletions.&#10;&#10;KI-generierte Inhalte können fehlerhaft sein."/>
-            <wp:cNvGraphicFramePr>
-              <a:graphicFrameLocks xmlns:a="http://schemas.openxmlformats.org/drawingml/2006/main" noChangeAspect="1"/>
-            </wp:cNvGraphicFramePr>
-            <a:graphic xmlns:a="http://schemas.openxmlformats.org/drawingml/2006/main">
-              <a:graphicData uri="http://schemas.openxmlformats.org/drawingml/2006/picture">
-                <pic:pic xmlns:pic="http://schemas.openxmlformats.org/drawingml/2006/picture">
-                  <pic:nvPicPr>
-                    <pic:cNvPr id="1863036774" name="Grafik 1" descr="The image displays a line chart with two lines representing the frequencies of additions and deletions of an unspecified item over a period from March 16 to April 20, showing a pattern of increase in additions and a decrease in deletions.&#10;&#10;KI-generierte Inhalte können fehlerhaft sein."/>
-                    <pic:cNvPicPr/>
-                  </pic:nvPicPr>
-                  <pic:blipFill>
-                    <a:blip r:embed="rId5"/>
-                    <a:stretch>
-                      <a:fillRect/>
-                    </a:stretch>
-                  </pic:blipFill>
-                  <pic:spPr>
-                    <a:xfrm>
-                      <a:off x="0" y="0"/>
-                      <a:ext cx="3460353" cy="2400735"/>
-                    </a:xfrm>
-                    <a:prstGeom prst="rect">
-                      <a:avLst/>
-                    </a:prstGeom>
-                  </pic:spPr>
-                </pic:pic>
-              </a:graphicData>
-            </a:graphic>
-          </wp:inline>
         </w:drawing>
       </w:r>
     </w:p>
